--- a/input/中转站日报_jinja模板.docx
+++ b/input/中转站日报_jinja模板.docx
@@ -336,6 +336,7 @@
         <w:keepNext w:val="0"/>
         <w:keepLines w:val="0"/>
         <w:pageBreakBefore w:val="0"/>
+        <w:widowControl/>
         <w:kinsoku/>
         <w:wordWrap/>
         <w:overflowPunct/>
@@ -345,17 +346,17 @@
         <w:bidi w:val="0"/>
         <w:adjustRightInd/>
         <w:snapToGrid/>
-        <w:spacing w:before="0" w:after="160" w:line="560" w:lineRule="exact"/>
+        <w:spacing w:before="0" w:after="160" w:line="240" w:lineRule="auto"/>
         <w:jc w:val="center"/>
         <w:textAlignment w:val="auto"/>
       </w:pPr>
       <w:r>
-        <w:t>{{ row.left }}{</w:t>
+        <w:t>{{ row.left</w:t>
       </w:r>
       <w:bookmarkStart w:id="0" w:name="_GoBack"/>
       <w:bookmarkEnd w:id="0"/>
       <w:r>
-        <w:t>% if row.right %}{{ row.right }}{% endif %}</w:t>
+        <w:t xml:space="preserve"> }}{% if row.right %}{{ row.right }}{% endif %}</w:t>
       </w:r>
     </w:p>
     <w:p>
@@ -728,7 +729,7 @@
     <w:lsdException w:qFormat="1" w:unhideWhenUsed="0" w:uiPriority="10" w:semiHidden="0" w:name="Title"/>
     <w:lsdException w:uiPriority="99" w:name="Closing"/>
     <w:lsdException w:uiPriority="99" w:name="Signature"/>
-    <w:lsdException w:uiPriority="1" w:name="Default Paragraph Font"/>
+    <w:lsdException w:qFormat="1" w:uiPriority="1" w:name="Default Paragraph Font"/>
     <w:lsdException w:qFormat="1" w:uiPriority="99" w:semiHidden="0" w:name="Body Text"/>
     <w:lsdException w:uiPriority="99" w:name="Body Text Indent"/>
     <w:lsdException w:qFormat="1" w:uiPriority="99" w:semiHidden="0" w:name="List Continue"/>
@@ -854,7 +855,7 @@
     <w:lsdException w:qFormat="1" w:unhideWhenUsed="0" w:uiPriority="66" w:semiHidden="0" w:name="Medium List 2 Accent 2"/>
     <w:lsdException w:qFormat="1" w:unhideWhenUsed="0" w:uiPriority="67" w:semiHidden="0" w:name="Medium Grid 1 Accent 2"/>
     <w:lsdException w:qFormat="1" w:unhideWhenUsed="0" w:uiPriority="68" w:semiHidden="0" w:name="Medium Grid 2 Accent 2"/>
-    <w:lsdException w:unhideWhenUsed="0" w:uiPriority="69" w:semiHidden="0" w:name="Medium Grid 3 Accent 2"/>
+    <w:lsdException w:qFormat="1" w:unhideWhenUsed="0" w:uiPriority="69" w:semiHidden="0" w:name="Medium Grid 3 Accent 2"/>
     <w:lsdException w:qFormat="1" w:unhideWhenUsed="0" w:uiPriority="70" w:semiHidden="0" w:name="Dark List Accent 2"/>
     <w:lsdException w:qFormat="1" w:unhideWhenUsed="0" w:uiPriority="71" w:semiHidden="0" w:name="Colorful Shading Accent 2"/>
     <w:lsdException w:qFormat="1" w:unhideWhenUsed="0" w:uiPriority="72" w:semiHidden="0" w:name="Colorful List Accent 2"/>
@@ -869,7 +870,7 @@
     <w:lsdException w:qFormat="1" w:unhideWhenUsed="0" w:uiPriority="67" w:semiHidden="0" w:name="Medium Grid 1 Accent 3"/>
     <w:lsdException w:qFormat="1" w:unhideWhenUsed="0" w:uiPriority="68" w:semiHidden="0" w:name="Medium Grid 2 Accent 3"/>
     <w:lsdException w:qFormat="1" w:unhideWhenUsed="0" w:uiPriority="69" w:semiHidden="0" w:name="Medium Grid 3 Accent 3"/>
-    <w:lsdException w:unhideWhenUsed="0" w:uiPriority="70" w:semiHidden="0" w:name="Dark List Accent 3"/>
+    <w:lsdException w:qFormat="1" w:unhideWhenUsed="0" w:uiPriority="70" w:semiHidden="0" w:name="Dark List Accent 3"/>
     <w:lsdException w:qFormat="1" w:unhideWhenUsed="0" w:uiPriority="71" w:semiHidden="0" w:name="Colorful Shading Accent 3"/>
     <w:lsdException w:qFormat="1" w:unhideWhenUsed="0" w:uiPriority="72" w:semiHidden="0" w:name="Colorful List Accent 3"/>
     <w:lsdException w:qFormat="1" w:unhideWhenUsed="0" w:uiPriority="73" w:semiHidden="0" w:name="Colorful Grid Accent 3"/>
@@ -879,10 +880,10 @@
     <w:lsdException w:qFormat="1" w:unhideWhenUsed="0" w:uiPriority="63" w:semiHidden="0" w:name="Medium Shading 1 Accent 4"/>
     <w:lsdException w:qFormat="1" w:unhideWhenUsed="0" w:uiPriority="64" w:semiHidden="0" w:name="Medium Shading 2 Accent 4"/>
     <w:lsdException w:qFormat="1" w:unhideWhenUsed="0" w:uiPriority="65" w:semiHidden="0" w:name="Medium List 1 Accent 4"/>
-    <w:lsdException w:unhideWhenUsed="0" w:uiPriority="66" w:semiHidden="0" w:name="Medium List 2 Accent 4"/>
+    <w:lsdException w:qFormat="1" w:unhideWhenUsed="0" w:uiPriority="66" w:semiHidden="0" w:name="Medium List 2 Accent 4"/>
     <w:lsdException w:qFormat="1" w:unhideWhenUsed="0" w:uiPriority="67" w:semiHidden="0" w:name="Medium Grid 1 Accent 4"/>
     <w:lsdException w:qFormat="1" w:unhideWhenUsed="0" w:uiPriority="68" w:semiHidden="0" w:name="Medium Grid 2 Accent 4"/>
-    <w:lsdException w:unhideWhenUsed="0" w:uiPriority="69" w:semiHidden="0" w:name="Medium Grid 3 Accent 4"/>
+    <w:lsdException w:qFormat="1" w:unhideWhenUsed="0" w:uiPriority="69" w:semiHidden="0" w:name="Medium Grid 3 Accent 4"/>
     <w:lsdException w:qFormat="1" w:unhideWhenUsed="0" w:uiPriority="70" w:semiHidden="0" w:name="Dark List Accent 4"/>
     <w:lsdException w:qFormat="1" w:unhideWhenUsed="0" w:uiPriority="71" w:semiHidden="0" w:name="Colorful Shading Accent 4"/>
     <w:lsdException w:qFormat="1" w:unhideWhenUsed="0" w:uiPriority="72" w:semiHidden="0" w:name="Colorful List Accent 4"/>
@@ -913,7 +914,7 @@
     <w:lsdException w:qFormat="1" w:unhideWhenUsed="0" w:uiPriority="69" w:semiHidden="0" w:name="Medium Grid 3 Accent 6"/>
     <w:lsdException w:qFormat="1" w:unhideWhenUsed="0" w:uiPriority="70" w:semiHidden="0" w:name="Dark List Accent 6"/>
     <w:lsdException w:qFormat="1" w:unhideWhenUsed="0" w:uiPriority="71" w:semiHidden="0" w:name="Colorful Shading Accent 6"/>
-    <w:lsdException w:unhideWhenUsed="0" w:uiPriority="72" w:semiHidden="0" w:name="Colorful List Accent 6"/>
+    <w:lsdException w:qFormat="1" w:unhideWhenUsed="0" w:uiPriority="72" w:semiHidden="0" w:name="Colorful List Accent 6"/>
     <w:lsdException w:qFormat="1" w:unhideWhenUsed="0" w:uiPriority="73" w:semiHidden="0" w:name="Colorful Grid Accent 6"/>
   </w:latentStyles>
   <w:style w:type="paragraph" w:default="1" w:styleId="1">
@@ -1171,6 +1172,7 @@
     <w:name w:val="Default Paragraph Font"/>
     <w:semiHidden/>
     <w:unhideWhenUsed/>
+    <w:qFormat/>
     <w:uiPriority w:val="1"/>
   </w:style>
   <w:style w:type="table" w:default="1" w:styleId="33">
@@ -6869,6 +6871,7 @@
   <w:style w:type="table" w:styleId="81">
     <w:name w:val="Medium List 2 Accent 4"/>
     <w:basedOn w:val="33"/>
+    <w:qFormat/>
     <w:uiPriority w:val="66"/>
     <w:pPr>
       <w:spacing w:after="0" w:line="240" w:lineRule="auto"/>
@@ -9093,6 +9096,7 @@
   <w:style w:type="table" w:styleId="100">
     <w:name w:val="Medium Grid 3 Accent 2"/>
     <w:basedOn w:val="33"/>
+    <w:qFormat/>
     <w:uiPriority w:val="69"/>
     <w:pPr>
       <w:spacing w:after="0" w:line="240" w:lineRule="auto"/>
@@ -9408,6 +9412,7 @@
   <w:style w:type="table" w:styleId="102">
     <w:name w:val="Medium Grid 3 Accent 4"/>
     <w:basedOn w:val="33"/>
+    <w:qFormat/>
     <w:uiPriority w:val="69"/>
     <w:pPr>
       <w:spacing w:after="0" w:line="240" w:lineRule="auto"/>
@@ -10229,6 +10234,7 @@
   <w:style w:type="table" w:styleId="108">
     <w:name w:val="Dark List Accent 3"/>
     <w:basedOn w:val="33"/>
+    <w:qFormat/>
     <w:uiPriority w:val="70"/>
     <w:pPr>
       <w:spacing w:after="0" w:line="240" w:lineRule="auto"/>
@@ -12273,6 +12279,7 @@
   <w:style w:type="table" w:styleId="125">
     <w:name w:val="Colorful List Accent 6"/>
     <w:basedOn w:val="33"/>
+    <w:qFormat/>
     <w:uiPriority w:val="72"/>
     <w:pPr>
       <w:spacing w:after="0" w:line="240" w:lineRule="auto"/>
@@ -13065,6 +13072,7 @@
     <w:name w:val="Header Char"/>
     <w:basedOn w:val="133"/>
     <w:link w:val="26"/>
+    <w:qFormat/>
     <w:uiPriority w:val="99"/>
   </w:style>
   <w:style w:type="character" w:customStyle="1" w:styleId="137">

--- a/input/中转站日报_jinja模板.docx
+++ b/input/中转站日报_jinja模板.docx
@@ -161,16 +161,16 @@
         <w:ind w:firstLine="720" w:firstLineChars="0"/>
         <w:textAlignment w:val="auto"/>
         <w:rPr>
-          <w:sz w:val="32"/>
-          <w:szCs w:val="24"/>
+          <w:sz w:val="28"/>
+          <w:szCs w:val="22"/>
         </w:rPr>
       </w:pPr>
       <w:r>
         <w:rPr>
           <w:rFonts w:ascii="仿宋" w:hAnsi="仿宋" w:eastAsia="仿宋"/>
           <w:b w:val="0"/>
-          <w:sz w:val="32"/>
-          <w:szCs w:val="24"/>
+          <w:sz w:val="28"/>
+          <w:szCs w:val="22"/>
         </w:rPr>
         <w:t>{{ station.summary }}</w:t>
       </w:r>
@@ -244,7 +244,17 @@
           <w:b w:val="0"/>
           <w:sz w:val="18"/>
         </w:rPr>
-        <w:t>{%p for item in station.detail_items %}</w:t>
+        <w:t>{%p for item in station.deta</w:t>
+      </w:r>
+      <w:bookmarkStart w:id="0" w:name="_GoBack"/>
+      <w:bookmarkEnd w:id="0"/>
+      <w:r>
+        <w:rPr>
+          <w:rFonts w:ascii="Consolas" w:hAnsi="Consolas" w:eastAsia="Consolas"/>
+          <w:b w:val="0"/>
+          <w:sz w:val="18"/>
+        </w:rPr>
+        <w:t>il_items %}</w:t>
       </w:r>
     </w:p>
     <w:p>
@@ -271,8 +281,8 @@
           <w:b/>
           <w:bCs/>
           <w:kern w:val="2"/>
-          <w:sz w:val="32"/>
-          <w:szCs w:val="32"/>
+          <w:sz w:val="28"/>
+          <w:szCs w:val="28"/>
           <w:lang w:eastAsia="zh-CN"/>
         </w:rPr>
       </w:pPr>
@@ -282,8 +292,8 @@
           <w:b/>
           <w:bCs/>
           <w:kern w:val="2"/>
-          <w:sz w:val="32"/>
-          <w:szCs w:val="32"/>
+          <w:sz w:val="28"/>
+          <w:szCs w:val="28"/>
           <w:lang w:eastAsia="zh-CN"/>
         </w:rPr>
         <w:t>（{{ loop.index }}）{{ item.name }}</w:t>
@@ -351,12 +361,7 @@
         <w:textAlignment w:val="auto"/>
       </w:pPr>
       <w:r>
-        <w:t>{{ row.left</w:t>
-      </w:r>
-      <w:bookmarkStart w:id="0" w:name="_GoBack"/>
-      <w:bookmarkEnd w:id="0"/>
-      <w:r>
-        <w:t xml:space="preserve"> }}{% if row.right %}{{ row.right }}{% endif %}</w:t>
+        <w:t>{{ row.left }}{% if row.right %}{{ row.right }}{% endif %}</w:t>
       </w:r>
     </w:p>
     <w:p>
